--- a/(#20 SPANISH) Mon, Wed March 2026 Workshop 360 Valencia/Class Documents/Cohort #20 Agreement Form.Docx
+++ b/(#20 SPANISH) Mon, Wed March 2026 Workshop 360 Valencia/Class Documents/Cohort #20 Agreement Form.Docx
@@ -97,13 +97,7 @@
         </w:rPr>
       </w:pPr>
       <w:r>
-        <w:rPr>
-          <w:rFonts w:ascii="Montserrat Medium" w:cs="Montserrat Medium" w:eastAsia="Montserrat Medium" w:hAnsi="Montserrat Medium"/>
-          <w:sz w:val="24"/>
-          <w:szCs w:val="24"/>
-          <w:rtl w:val="0"/>
-        </w:rPr>
-        <w:t xml:space="preserve">¡Estamos muy contentos de que te unas a nuestro Taller de Formación Básica Digital! Tu compromiso con este programa te ayudará a adquirir habilidades digitales básicas esenciales. Como muestra de nuestro agradecimiento por tu participación, quienes cumplan con los requisitos de asistencia recibirán una computadora portátil renovada gratuita y un certificado de finalización. Las clases se llevarán a cabo los {Day1} y {Day2} de 11 a. m. a 1 p. m., y cada sesión durará 2 horas por lo tanto al finalizar el programa deberás haber completado un total de 16 horas.</w:t>
+        <w:t>¡Estamos muy contentos de que te unas a nuestro Taller de Formación Básica Digital! Tu compromiso con este programa te ayudará a adquirir habilidades digitales básicas esenciales. Como muestra de nuestro agradecimiento por tu participación, quienes cumplan con los requisitos de asistencia recibirán una computadora portátil renovada gratuita y un certificado de finalización. Las clases se llevarán a cabo los Lunes y Wednesday de 11 a. m. a 1 p. m., y cada sesión durará 2 horas por lo tanto al finalizar el programa deberás haber completado un total de 16 horas.</w:t>
       </w:r>
     </w:p>
     <w:p>
@@ -132,20 +126,7 @@
         </w:rPr>
       </w:pPr>
       <w:r>
-        <w:rPr>
-          <w:rFonts w:ascii="Montserrat" w:cs="Montserrat" w:eastAsia="Montserrat" w:hAnsi="Montserrat"/>
-          <w:b w:val="1"/>
-          <w:bCs w:val="1"/>
-          <w:sz w:val="28"/>
-          <w:szCs w:val="28"/>
-          <w:rtl w:val="0"/>
-        </w:rPr>
-        <w:t xml:space="preserve">{Month}</w:t>
-      </w:r>
-      <w:r>
-        <w:rPr>
-          <w:rtl w:val="0"/>
-        </w:rPr>
+        <w:t>March</w:t>
       </w:r>
     </w:p>
     <w:p>
@@ -2495,6 +2476,7 @@
       <w:headerReference r:id="rId6" w:type="default"/>
       <w:headerReference r:id="rId7" w:type="first"/>
       <w:footerReference r:id="rId8" w:type="first"/>
+      <w:footerReference w:type="default" r:id="rId9"/>
       <w:pgSz w:h="15840" w:w="12240" w:orient="portrait"/>
       <w:pgMar w:bottom="1440" w:top="1440" w:left="1440" w:right="1440" w:header="720" w:footer="720"/>
       <w:pgNumType w:start="1"/>
@@ -2514,6 +2496,16 @@
         <w:rtl w:val="0"/>
       </w:rPr>
     </w:r>
+  </w:p>
+</w:ftr>
+</file>
+
+<file path=word/footer2.xml><?xml version="1.0" encoding="utf-8"?>
+<w:ftr xmlns:m="http://schemas.openxmlformats.org/officeDocument/2006/math" xmlns:mc="http://schemas.openxmlformats.org/markup-compatibility/2006" xmlns:mo="http://schemas.microsoft.com/office/mac/office/2008/main" xmlns:mv="urn:schemas-microsoft-com:mac:vml" xmlns:o="urn:schemas-microsoft-com:office:office" xmlns:r="http://schemas.openxmlformats.org/officeDocument/2006/relationships" xmlns:v="urn:schemas-microsoft-com:vml" xmlns:w10="urn:schemas-microsoft-com:office:word" xmlns:w14="http://schemas.microsoft.com/office/word/2010/wordml" xmlns:w="http://schemas.openxmlformats.org/wordprocessingml/2006/main" xmlns:wne="http://schemas.microsoft.com/office/word/2006/wordml" xmlns:wp14="http://schemas.microsoft.com/office/word/2010/wordprocessingDrawing" xmlns:wp="http://schemas.openxmlformats.org/drawingml/2006/wordprocessingDrawing" xmlns:wpc="http://schemas.microsoft.com/office/word/2010/wordprocessingCanvas" xmlns:wpg="http://schemas.microsoft.com/office/word/2010/wordprocessingGroup" xmlns:wpi="http://schemas.microsoft.com/office/word/2010/wordprocessingInk" xmlns:wps="http://schemas.microsoft.com/office/word/2010/wordprocessingShape" mc:Ignorable="w14 wp14">
+  <w:p>
+    <w:pPr>
+      <w:pStyle w:val="Footer"/>
+    </w:pPr>
   </w:p>
 </w:ftr>
 </file>
